--- a/Modelos/AP/FATEC/Declaracao_ciencia_coordenador_situacao_FATEC.docx
+++ b/Modelos/AP/FATEC/Declaracao_ciencia_coordenador_situacao_FATEC.docx
@@ -145,11 +145,17 @@
       </w:pPr>
       <w:r>
         <w:rPr>
+          <w:rFonts w:ascii="Arial" w:eastAsia="Times New Roman" w:hAnsi="Arial" w:cs="Arial"/>
+          <w:sz w:val="20"/>
+        </w:rPr>
+        <w:t xml:space="preserve">Solicito que a execução do projeto </w:t>
+      </w:r>
+      <w:r>
+        <w:rPr>
           <w:rFonts w:ascii="Arial" w:hAnsi="Arial" w:cs="Arial"/>
-          <w:color w:val="000000"/>
           <w:sz w:val="20"/>
         </w:rPr>
-        <w:t>Solicito que a execução do projeto “</w:t>
+        <w:t>“</w:t>
       </w:r>
       <w:proofErr w:type="gramStart"/>
       <w:r>
@@ -165,7 +171,7 @@
           <w:rFonts w:ascii="Arial" w:hAnsi="Arial" w:cs="Arial"/>
           <w:sz w:val="20"/>
         </w:rPr>
-        <w:t>nome</w:t>
+        <w:t>titulo</w:t>
       </w:r>
       <w:proofErr w:type="gramEnd"/>
       <w:r>
@@ -186,15 +192,13 @@
       <w:r>
         <w:rPr>
           <w:rFonts w:ascii="Arial" w:hAnsi="Arial" w:cs="Arial"/>
-          <w:color w:val="000000"/>
           <w:sz w:val="20"/>
         </w:rPr>
-        <w:t>”, registrado no GAP sob o n.</w:t>
+        <w:t xml:space="preserve">”, registrado no GAP sob o n. </w:t>
       </w:r>
       <w:r>
         <w:rPr>
           <w:rFonts w:ascii="Arial" w:hAnsi="Arial" w:cs="Arial"/>
-          <w:color w:val="000000"/>
           <w:sz w:val="20"/>
         </w:rPr>
         <w:t xml:space="preserve">{{ </w:t>
@@ -203,7 +207,6 @@
       <w:r>
         <w:rPr>
           <w:rFonts w:ascii="Arial" w:hAnsi="Arial" w:cs="Arial"/>
-          <w:color w:val="000000"/>
           <w:sz w:val="20"/>
         </w:rPr>
         <w:t>n_projeto</w:t>
@@ -212,20 +215,16 @@
       <w:r>
         <w:rPr>
           <w:rFonts w:ascii="Arial" w:hAnsi="Arial" w:cs="Arial"/>
-          <w:color w:val="000000"/>
           <w:sz w:val="20"/>
         </w:rPr>
         <w:t xml:space="preserve"> }}</w:t>
       </w:r>
-      <w:bookmarkStart w:id="0" w:name="_GoBack"/>
-      <w:bookmarkEnd w:id="0"/>
       <w:r>
         <w:rPr>
           <w:rFonts w:ascii="Arial" w:hAnsi="Arial" w:cs="Arial"/>
-          <w:color w:val="000000"/>
           <w:sz w:val="20"/>
         </w:rPr>
-        <w:t>, seja com a interveniência da FATEC.</w:t>
+        <w:t>, seja com a interveniência da FATEC</w:t>
       </w:r>
       <w:r>
         <w:rPr>
@@ -234,6 +233,17 @@
         </w:rPr>
         <w:t xml:space="preserve">. </w:t>
       </w:r>
+    </w:p>
+    <w:p>
+      <w:pPr>
+        <w:spacing w:after="0" w:line="240" w:lineRule="auto"/>
+        <w:ind w:firstLine="1587"/>
+        <w:rPr>
+          <w:rFonts w:ascii="Arial" w:eastAsia="Times New Roman" w:hAnsi="Arial" w:cs="Arial"/>
+          <w:sz w:val="20"/>
+          <w:szCs w:val="20"/>
+        </w:rPr>
+      </w:pPr>
     </w:p>
     <w:p>
       <w:pPr>
@@ -333,7 +343,7 @@
           <w:sz w:val="20"/>
           <w:szCs w:val="20"/>
         </w:rPr>
-        <w:t>                                                                                                 </w:t>
+        <w:t>                                                                                                   </w:t>
       </w:r>
       <w:r>
         <w:rPr>
@@ -344,8 +354,9 @@
           <w:sz w:val="20"/>
           <w:szCs w:val="20"/>
         </w:rPr>
-        <w:t>NOME:</w:t>
+        <w:t xml:space="preserve">{{ </w:t>
       </w:r>
+      <w:proofErr w:type="spellStart"/>
       <w:r>
         <w:rPr>
           <w:rFonts w:ascii="Arial" w:eastAsia="Times New Roman" w:hAnsi="Arial" w:cs="Arial"/>
@@ -355,8 +366,9 @@
           <w:sz w:val="20"/>
           <w:szCs w:val="20"/>
         </w:rPr>
-        <w:t> </w:t>
+        <w:t>nome_coord</w:t>
       </w:r>
+      <w:proofErr w:type="spellEnd"/>
       <w:r>
         <w:rPr>
           <w:rFonts w:ascii="Arial" w:eastAsia="Times New Roman" w:hAnsi="Arial" w:cs="Arial"/>
@@ -366,90 +378,10 @@
           <w:sz w:val="20"/>
           <w:szCs w:val="20"/>
         </w:rPr>
-        <w:t xml:space="preserve">{{ </w:t>
-      </w:r>
-      <w:proofErr w:type="spellStart"/>
-      <w:r>
-        <w:rPr>
-          <w:rFonts w:ascii="Arial" w:eastAsia="Times New Roman" w:hAnsi="Arial" w:cs="Arial"/>
-          <w:b/>
-          <w:bCs/>
-          <w:color w:val="000000"/>
-          <w:sz w:val="20"/>
-          <w:szCs w:val="20"/>
-        </w:rPr>
-        <w:t>nome_coord</w:t>
-      </w:r>
-      <w:proofErr w:type="spellEnd"/>
-      <w:r>
-        <w:rPr>
-          <w:rFonts w:ascii="Arial" w:eastAsia="Times New Roman" w:hAnsi="Arial" w:cs="Arial"/>
-          <w:b/>
-          <w:bCs/>
-          <w:color w:val="000000"/>
-          <w:sz w:val="20"/>
-          <w:szCs w:val="20"/>
-        </w:rPr>
-        <w:t xml:space="preserve"> }} </w:t>
-      </w:r>
-      <w:r>
-        <w:rPr>
-          <w:rFonts w:ascii="Arial" w:eastAsia="Times New Roman" w:hAnsi="Arial" w:cs="Arial"/>
-          <w:b/>
-          <w:bCs/>
-          <w:color w:val="000000"/>
-          <w:sz w:val="20"/>
-          <w:szCs w:val="20"/>
-        </w:rPr>
-        <w:br/>
-        <w:t xml:space="preserve">                                                                                                </w:t>
-      </w:r>
-      <w:r>
-        <w:rPr>
-          <w:rFonts w:ascii="Arial" w:eastAsia="Times New Roman" w:hAnsi="Arial" w:cs="Arial"/>
-          <w:b/>
-          <w:bCs/>
-          <w:color w:val="000000"/>
-          <w:sz w:val="20"/>
-          <w:szCs w:val="20"/>
-        </w:rPr>
-        <w:t xml:space="preserve">SIAPE: </w:t>
-      </w:r>
-      <w:r>
-        <w:rPr>
-          <w:rFonts w:ascii="Arial" w:eastAsia="Times New Roman" w:hAnsi="Arial" w:cs="Arial"/>
-          <w:b/>
-          <w:bCs/>
-          <w:color w:val="000000"/>
-          <w:sz w:val="20"/>
-          <w:szCs w:val="20"/>
-        </w:rPr>
-        <w:t xml:space="preserve">{{ </w:t>
-      </w:r>
-      <w:proofErr w:type="spellStart"/>
-      <w:r>
-        <w:rPr>
-          <w:rFonts w:ascii="Arial" w:eastAsia="Times New Roman" w:hAnsi="Arial" w:cs="Arial"/>
-          <w:b/>
-          <w:bCs/>
-          <w:color w:val="000000"/>
-          <w:sz w:val="20"/>
-          <w:szCs w:val="20"/>
-        </w:rPr>
-        <w:t>siape_coord</w:t>
-      </w:r>
-      <w:proofErr w:type="spellEnd"/>
-      <w:r>
-        <w:rPr>
-          <w:rFonts w:ascii="Arial" w:eastAsia="Times New Roman" w:hAnsi="Arial" w:cs="Arial"/>
-          <w:b/>
-          <w:bCs/>
-          <w:color w:val="000000"/>
-          <w:sz w:val="20"/>
-          <w:szCs w:val="20"/>
-        </w:rPr>
         <w:t xml:space="preserve"> }}</w:t>
       </w:r>
+      <w:bookmarkStart w:id="0" w:name="_GoBack"/>
+      <w:bookmarkEnd w:id="0"/>
     </w:p>
     <w:p>
       <w:pPr>
@@ -3648,7 +3580,7 @@
 </file>
 
 <file path=customXml/itemProps2.xml><?xml version="1.0" encoding="utf-8"?>
-<ds:datastoreItem xmlns:ds="http://schemas.openxmlformats.org/officeDocument/2006/customXml" ds:itemID="{ABC54A5A-CCF8-4E3F-B23C-7F0945AD2C09}">
+<ds:datastoreItem xmlns:ds="http://schemas.openxmlformats.org/officeDocument/2006/customXml" ds:itemID="{B487997A-FAA3-4C96-8E4B-B1EB09D98311}">
   <ds:schemaRefs>
     <ds:schemaRef ds:uri="http://schemas.openxmlformats.org/officeDocument/2006/bibliography"/>
   </ds:schemaRefs>
